--- a/manuscripts/Response_to_Reviewers Round 2.docx
+++ b/manuscripts/Response_to_Reviewers Round 2.docx
@@ -77,61 +77,6 @@
     <w:p>
       <w:pPr>
         <w:pStyle w:val="Normal"/>
-        <w:spacing w:before="0" w:after="140"/>
-        <w:rPr>
-          <w:rFonts w:ascii="Liberation Serif" w:hAnsi="Liberation Serif" w:eastAsia="Calibri" w:cs="Calibri"/>
-          <w:sz w:val="22"/>
-          <w:szCs w:val="22"/>
-        </w:rPr>
-      </w:pPr>
-      <w:r>
-        <w:rPr>
-          <w:rFonts w:eastAsia="Calibri" w:cs="Calibri" w:ascii="Liberation Serif" w:hAnsi="Liberation Serif"/>
-          <w:sz w:val="22"/>
-          <w:szCs w:val="22"/>
-        </w:rPr>
-        <w:t xml:space="preserve">We hope the manuscript is now suitable for publication in </w:t>
-      </w:r>
-      <w:r>
-        <w:rPr>
-          <w:rFonts w:eastAsia="Calibri" w:cs="Calibri" w:ascii="Liberation Serif" w:hAnsi="Liberation Serif"/>
-          <w:i/>
-          <w:iCs/>
-          <w:sz w:val="22"/>
-          <w:szCs w:val="22"/>
-        </w:rPr>
-        <w:t>Stroke</w:t>
-      </w:r>
-      <w:r>
-        <w:rPr>
-          <w:rFonts w:eastAsia="Calibri" w:cs="Calibri" w:ascii="Liberation Serif" w:hAnsi="Liberation Serif"/>
-          <w:sz w:val="22"/>
-          <w:szCs w:val="22"/>
-        </w:rPr>
-        <w:t>.</w:t>
-      </w:r>
-    </w:p>
-    <w:p>
-      <w:pPr>
-        <w:pStyle w:val="Normal"/>
-        <w:spacing w:before="0" w:after="140"/>
-        <w:rPr>
-          <w:rFonts w:eastAsia="Calibri" w:cs="Calibri"/>
-          <w:sz w:val="22"/>
-          <w:szCs w:val="22"/>
-        </w:rPr>
-      </w:pPr>
-      <w:r>
-        <w:rPr>
-          <w:rFonts w:eastAsia="Calibri" w:cs="Calibri" w:ascii="Liberation Serif" w:hAnsi="Liberation Serif"/>
-          <w:sz w:val="22"/>
-          <w:szCs w:val="22"/>
-        </w:rPr>
-      </w:r>
-    </w:p>
-    <w:p>
-      <w:pPr>
-        <w:pStyle w:val="Normal"/>
         <w:pBdr>
           <w:bottom w:val="single" w:sz="8" w:space="4" w:color="444444"/>
         </w:pBdr>
@@ -171,18 +116,33 @@
     <w:p>
       <w:pPr>
         <w:pStyle w:val="Normal"/>
+        <w:spacing w:before="0" w:after="140"/>
+        <w:rPr>
+          <w:rFonts w:ascii="Liberation Serif" w:hAnsi="Liberation Serif"/>
+        </w:rPr>
+      </w:pPr>
+      <w:r>
+        <w:rPr>
+          <w:rFonts w:ascii="Liberation Serif" w:hAnsi="Liberation Serif"/>
+        </w:rPr>
+      </w:r>
+    </w:p>
+    <w:p>
+      <w:pPr>
+        <w:pStyle w:val="Normal"/>
         <w:spacing w:before="280" w:after="120"/>
         <w:rPr>
-          <w:rFonts w:ascii="Liberation Serif" w:hAnsi="Liberation Serif"/>
-        </w:rPr>
-      </w:pPr>
-      <w:r>
-        <w:rPr>
-          <w:rFonts w:eastAsia="Calibri" w:cs="Calibri" w:ascii="Liberation Serif" w:hAnsi="Liberation Serif"/>
-          <w:b/>
-          <w:bCs/>
-          <w:sz w:val="23"/>
-          <w:szCs w:val="23"/>
+          <w:sz w:val="28"/>
+          <w:szCs w:val="28"/>
+        </w:rPr>
+      </w:pPr>
+      <w:r>
+        <w:rPr>
+          <w:rFonts w:eastAsia="Calibri" w:cs="Calibri" w:ascii="Liberation Serif" w:hAnsi="Liberation Serif"/>
+          <w:b/>
+          <w:bCs/>
+          <w:sz w:val="28"/>
+          <w:szCs w:val="28"/>
         </w:rPr>
         <w:t>Major Comments</w:t>
       </w:r>
@@ -322,26 +282,8 @@
       </w:pPr>
       <w:r>
         <w:rPr>
-          <w:rFonts w:eastAsia="Calibri" w:cs="Calibri" w:ascii="Liberation Serif" w:hAnsi="Liberation Serif"/>
-          <w:b/>
-          <w:bCs/>
-          <w:i/>
-          <w:iCs/>
-          <w:sz w:val="22"/>
-          <w:szCs w:val="22"/>
-        </w:rPr>
-        <w:t xml:space="preserve">Comment 2. </w:t>
-      </w:r>
-      <w:r>
-        <w:rPr>
-          <w:rFonts w:eastAsia="Calibri" w:cs="Calibri" w:ascii="Liberation Serif" w:hAnsi="Liberation Serif"/>
-          <w:i/>
-          <w:iCs/>
-          <w:color w:val="404040"/>
-          <w:sz w:val="22"/>
-          <w:szCs w:val="22"/>
-        </w:rPr>
-        <w:t>Align the Abstract with the revised functional outcome analysis. The updated marginal-effect analysis appears to substantially attenuate the previously reported associations between laterality and functional outcomes. The Abstract should reflect this more clearly. The current wording suggesting “potentially better outcomes in specific health-related quality of life domains” may overstate the revised findings, especially given that the reported effect sizes for most HRQoL domains are small and largely not clinically meaningful by the authors’ own ROPE/substantial-difference framework. I would suggest stating more directly that 90-day mRS and HRQoL outcomes were not meaningfully different between hemispheres.</w:t>
+          <w:rFonts w:ascii="Liberation Serif" w:hAnsi="Liberation Serif"/>
+        </w:rPr>
       </w:r>
     </w:p>
     <w:p>
@@ -350,6 +292,39 @@
         <w:spacing w:before="240" w:after="100"/>
         <w:ind w:hanging="0" w:start="0"/>
         <w:rPr>
+          <w:rFonts w:ascii="Liberation Serif" w:hAnsi="Liberation Serif"/>
+        </w:rPr>
+      </w:pPr>
+      <w:r>
+        <w:rPr>
+          <w:rFonts w:eastAsia="Calibri" w:cs="Calibri" w:ascii="Liberation Serif" w:hAnsi="Liberation Serif"/>
+          <w:b/>
+          <w:bCs/>
+          <w:i/>
+          <w:iCs/>
+          <w:sz w:val="22"/>
+          <w:szCs w:val="22"/>
+        </w:rPr>
+        <w:t xml:space="preserve">Comment 2. </w:t>
+      </w:r>
+      <w:r>
+        <w:rPr>
+          <w:rFonts w:eastAsia="Calibri" w:cs="Calibri" w:ascii="Liberation Serif" w:hAnsi="Liberation Serif"/>
+          <w:i/>
+          <w:iCs/>
+          <w:color w:val="404040"/>
+          <w:sz w:val="22"/>
+          <w:szCs w:val="22"/>
+        </w:rPr>
+        <w:t>Align the Abstract with the revised functional outcome analysis. The updated marginal-effect analysis appears to substantially attenuate the previously reported associations between laterality and functional outcomes. The Abstract should reflect this more clearly. The current wording suggesting “potentially better outcomes in specific health-related quality of life domains” may overstate the revised findings, especially given that the reported effect sizes for most HRQoL domains are small and largely not clinically meaningful by the authors’ own ROPE/substantial-difference framework. I would suggest stating more directly that 90-day mRS and HRQoL outcomes were not meaningfully different between hemispheres.</w:t>
+      </w:r>
+    </w:p>
+    <w:p>
+      <w:pPr>
+        <w:pStyle w:val="Normal"/>
+        <w:spacing w:before="240" w:after="100"/>
+        <w:ind w:hanging="0" w:start="0"/>
+        <w:rPr>
           <w:rFonts w:ascii="Liberation Serif" w:hAnsi="Liberation Serif" w:eastAsia="Calibri" w:cs="Calibri"/>
           <w:i/>
           <w:iCs/>
@@ -423,7 +398,7 @@
           <w:sz w:val="21"/>
           <w:szCs w:val="21"/>
         </w:rPr>
-        <w:t>Despite lower rates of surgical intervention in left hemispheric ICH, there was no meaningful difference in 90-day functional outcomes between patients with left and right hemispheric ICH.”</w:t>
+        <w:t>Despite the lower rates of surgical intervention in left hemispheric ICH, there was no meaningful difference in 90-day functional outcomes in patients with left and right hemispheric ICH.”</w:t>
       </w:r>
     </w:p>
     <w:p>
@@ -450,7 +425,7 @@
           <w:sz w:val="22"/>
           <w:szCs w:val="22"/>
         </w:rPr>
-        <w:t>The parallel sentence in the Discussion has been revised in the same way, and the phrase “potentially better quality of life measures” has been removed. This is consistent with the reported estimates: the posterior probability of a substantial difference was &lt; 0.1% for every EQ-5D domain and for the EQ-VAS.</w:t>
+        <w:t>The parallel sentence in the Discussion has been revised in the same way, and the phrase “potentially better quality of life measures” has been removed. This is consistent with the reported estimates.</w:t>
       </w:r>
     </w:p>
     <w:p>
@@ -509,19 +484,7 @@
           <w:sz w:val="22"/>
           <w:szCs w:val="22"/>
         </w:rPr>
-        <w:t>C</w:t>
-      </w:r>
-      <w:r>
-        <w:rPr>
-          <w:rFonts w:eastAsia="Calibri" w:cs="Calibri" w:ascii="Liberation Serif" w:hAnsi="Liberation Serif"/>
-          <w:b/>
-          <w:bCs/>
-          <w:i/>
-          <w:iCs/>
-          <w:sz w:val="22"/>
-          <w:szCs w:val="22"/>
-        </w:rPr>
-        <w:t xml:space="preserve">omment 3. </w:t>
+        <w:t xml:space="preserve">Comment 3. </w:t>
       </w:r>
       <w:r>
         <w:rPr>
@@ -604,8 +567,40 @@
     <w:p>
       <w:pPr>
         <w:pStyle w:val="Normal"/>
+        <w:spacing w:before="0" w:after="120"/>
+        <w:rPr>
+          <w:rFonts w:ascii="Liberation Serif" w:hAnsi="Liberation Serif"/>
+        </w:rPr>
+      </w:pPr>
+      <w:r>
+        <w:rPr>
+          <w:rFonts w:eastAsia="Calibri" w:cs="Calibri" w:ascii="Liberation Serif" w:hAnsi="Liberation Serif"/>
+          <w:sz w:val="22"/>
+          <w:szCs w:val="22"/>
+        </w:rPr>
+        <w:t>---</w:t>
+      </w:r>
+    </w:p>
+    <w:p>
+      <w:pPr>
+        <w:pStyle w:val="Normal"/>
         <w:spacing w:before="240" w:after="100"/>
-        <w:ind w:start="360"/>
+        <w:ind w:hanging="0" w:start="0"/>
+        <w:rPr>
+          <w:rFonts w:ascii="Liberation Serif" w:hAnsi="Liberation Serif"/>
+        </w:rPr>
+      </w:pPr>
+      <w:r>
+        <w:rPr>
+          <w:rFonts w:ascii="Liberation Serif" w:hAnsi="Liberation Serif"/>
+        </w:rPr>
+      </w:r>
+    </w:p>
+    <w:p>
+      <w:pPr>
+        <w:pStyle w:val="Normal"/>
+        <w:spacing w:before="240" w:after="100"/>
+        <w:ind w:hanging="0" w:start="0"/>
         <w:rPr>
           <w:rFonts w:ascii="Liberation Serif" w:hAnsi="Liberation Serif"/>
         </w:rPr>
@@ -644,6 +639,20 @@
       </w:pPr>
       <w:r>
         <w:rPr>
+          <w:rFonts w:ascii="Liberation Serif" w:hAnsi="Liberation Serif"/>
+        </w:rPr>
+      </w:r>
+    </w:p>
+    <w:p>
+      <w:pPr>
+        <w:pStyle w:val="Normal"/>
+        <w:spacing w:before="0" w:after="120"/>
+        <w:rPr>
+          <w:rFonts w:ascii="Liberation Serif" w:hAnsi="Liberation Serif"/>
+        </w:rPr>
+      </w:pPr>
+      <w:r>
+        <w:rPr>
           <w:rFonts w:eastAsia="Calibri" w:cs="Calibri" w:ascii="Liberation Serif" w:hAnsi="Liberation Serif"/>
           <w:b/>
           <w:bCs/>
@@ -675,14 +684,73 @@
           <w:sz w:val="22"/>
           <w:szCs w:val="22"/>
         </w:rPr>
-        <w:t>The Methods (Computation and Description of the Posterior Distribution) now reads “the percentage of the posterior distribution falling within a predefined region of practical equivalence (ROPE),” and the corresponding column in Tables 2 and 3 has been relabeled “% of posterior within ROPE” so that the direction is explicit in the display item itself rather than inferred from the footnote.</w:t>
+        <w:t xml:space="preserve">Under </w:t>
+      </w:r>
+      <w:r>
+        <w:rPr>
+          <w:rFonts w:eastAsia="Calibri" w:cs="Calibri" w:ascii="Liberation Serif" w:hAnsi="Liberation Serif"/>
+          <w:b/>
+          <w:bCs/>
+          <w:sz w:val="22"/>
+          <w:szCs w:val="22"/>
+        </w:rPr>
+        <w:t xml:space="preserve">Computation and Description of the Posterior Distribution </w:t>
+      </w:r>
+      <w:r>
+        <w:rPr>
+          <w:rFonts w:eastAsia="Calibri" w:cs="Calibri" w:ascii="Liberation Serif" w:hAnsi="Liberation Serif"/>
+          <w:b w:val="false"/>
+          <w:bCs w:val="false"/>
+          <w:sz w:val="22"/>
+          <w:szCs w:val="22"/>
+        </w:rPr>
+        <w:t xml:space="preserve">in the Methods section, it </w:t>
+      </w:r>
+      <w:r>
+        <w:rPr>
+          <w:rFonts w:eastAsia="Calibri" w:cs="Calibri" w:ascii="Liberation Serif" w:hAnsi="Liberation Serif"/>
+          <w:sz w:val="22"/>
+          <w:szCs w:val="22"/>
+        </w:rPr>
+        <w:t>now reads “the percentage of the posterior distribution falling within a predefined region of practical equivalence (ROPE),” and the corresponding column in Tables 2 and 3 has been relabeled “% of posterior within ROPE” so that the direction is explicit in the display item itself rather than inferred from the footnote.</w:t>
+      </w:r>
+    </w:p>
+    <w:p>
+      <w:pPr>
+        <w:pStyle w:val="Normal"/>
+        <w:spacing w:before="0" w:after="120"/>
+        <w:rPr>
+          <w:rFonts w:ascii="Liberation Serif" w:hAnsi="Liberation Serif"/>
+        </w:rPr>
+      </w:pPr>
+      <w:r>
+        <w:rPr>
+          <w:rFonts w:eastAsia="Calibri" w:cs="Calibri" w:ascii="Liberation Serif" w:hAnsi="Liberation Serif"/>
+          <w:sz w:val="22"/>
+          <w:szCs w:val="22"/>
+        </w:rPr>
+        <w:t>---</w:t>
+      </w:r>
+    </w:p>
+    <w:p>
+      <w:pPr>
+        <w:pStyle w:val="Normal"/>
+        <w:spacing w:before="0" w:after="120"/>
+        <w:rPr>
+          <w:rFonts w:ascii="Liberation Serif" w:hAnsi="Liberation Serif"/>
+        </w:rPr>
+      </w:pPr>
+      <w:r>
+        <w:rPr>
+          <w:rFonts w:ascii="Liberation Serif" w:hAnsi="Liberation Serif"/>
+        </w:rPr>
       </w:r>
     </w:p>
     <w:p>
       <w:pPr>
         <w:pStyle w:val="Normal"/>
         <w:spacing w:before="240" w:after="100"/>
-        <w:ind w:start="360"/>
+        <w:ind w:hanging="0" w:start="0"/>
         <w:rPr>
           <w:rFonts w:ascii="Liberation Serif" w:hAnsi="Liberation Serif"/>
         </w:rPr>
@@ -752,14 +820,45 @@
           <w:sz w:val="22"/>
           <w:szCs w:val="22"/>
         </w:rPr>
-        <w:t>We have chosen to keep this in the Supplemental Appendix, alongside the DAGs and the remainder of the covariate-selection rationale, in the interest of main-text length, but would be glad to move it to the Methods if the editors prefer.</w:t>
+        <w:t>We have chosen to keep this in the Supplemental Appendix, alongside the DAGs and the remainder of the covariate-selection rationale, in the interest of main-text length.</w:t>
+      </w:r>
+    </w:p>
+    <w:p>
+      <w:pPr>
+        <w:pStyle w:val="Normal"/>
+        <w:spacing w:before="0" w:after="120"/>
+        <w:rPr>
+          <w:rFonts w:ascii="Liberation Serif" w:hAnsi="Liberation Serif"/>
+        </w:rPr>
+      </w:pPr>
+      <w:r>
+        <w:rPr>
+          <w:rFonts w:eastAsia="Calibri" w:cs="Calibri" w:ascii="Liberation Serif" w:hAnsi="Liberation Serif"/>
+          <w:sz w:val="22"/>
+          <w:szCs w:val="22"/>
+        </w:rPr>
+        <w:t>---</w:t>
+      </w:r>
+    </w:p>
+    <w:p>
+      <w:pPr>
+        <w:pStyle w:val="Normal"/>
+        <w:spacing w:before="0" w:after="120"/>
+        <w:rPr>
+          <w:rFonts w:ascii="Liberation Serif" w:hAnsi="Liberation Serif"/>
+        </w:rPr>
+      </w:pPr>
+      <w:r>
+        <w:rPr>
+          <w:rFonts w:ascii="Liberation Serif" w:hAnsi="Liberation Serif"/>
+        </w:rPr>
       </w:r>
     </w:p>
     <w:p>
       <w:pPr>
         <w:pStyle w:val="Normal"/>
         <w:spacing w:before="240" w:after="100"/>
-        <w:ind w:start="360"/>
+        <w:ind w:hanging="0" w:start="0"/>
         <w:rPr>
           <w:rFonts w:ascii="Liberation Serif" w:hAnsi="Liberation Serif"/>
         </w:rPr>
@@ -848,8 +947,55 @@
     <w:p>
       <w:pPr>
         <w:pStyle w:val="Normal"/>
+        <w:spacing w:before="80" w:after="160"/>
+        <w:ind w:hanging="0" w:start="0" w:end="360"/>
+        <w:rPr>
+          <w:rFonts w:ascii="Liberation Serif" w:hAnsi="Liberation Serif" w:eastAsia="Calibri" w:cs="Calibri"/>
+          <w:i/>
+          <w:iCs/>
+          <w:sz w:val="21"/>
+          <w:szCs w:val="21"/>
+        </w:rPr>
+      </w:pPr>
+      <w:r>
+        <w:rPr>
+          <w:rFonts w:eastAsia="Calibri" w:cs="Calibri" w:ascii="Liberation Serif" w:hAnsi="Liberation Serif"/>
+          <w:i/>
+          <w:iCs/>
+          <w:sz w:val="21"/>
+          <w:szCs w:val="21"/>
+        </w:rPr>
+        <w:t>---</w:t>
+      </w:r>
+    </w:p>
+    <w:p>
+      <w:pPr>
+        <w:pStyle w:val="Normal"/>
+        <w:spacing w:before="80" w:after="160"/>
+        <w:ind w:hanging="0" w:start="0" w:end="360"/>
+        <w:rPr>
+          <w:rFonts w:ascii="Liberation Serif" w:hAnsi="Liberation Serif" w:eastAsia="Calibri" w:cs="Calibri"/>
+          <w:i/>
+          <w:iCs/>
+          <w:sz w:val="21"/>
+          <w:szCs w:val="21"/>
+        </w:rPr>
+      </w:pPr>
+      <w:r>
+        <w:rPr>
+          <w:rFonts w:eastAsia="Calibri" w:cs="Calibri" w:ascii="Liberation Serif" w:hAnsi="Liberation Serif"/>
+          <w:i/>
+          <w:iCs/>
+          <w:sz w:val="21"/>
+          <w:szCs w:val="21"/>
+        </w:rPr>
+      </w:r>
+    </w:p>
+    <w:p>
+      <w:pPr>
+        <w:pStyle w:val="Normal"/>
         <w:spacing w:before="240" w:after="100"/>
-        <w:ind w:start="360"/>
+        <w:ind w:hanging="0" w:start="0"/>
         <w:rPr>
           <w:rFonts w:ascii="Liberation Serif" w:hAnsi="Liberation Serif"/>
         </w:rPr>
@@ -925,8 +1071,39 @@
     <w:p>
       <w:pPr>
         <w:pStyle w:val="Normal"/>
+        <w:spacing w:before="0" w:after="120"/>
+        <w:rPr>
+          <w:rFonts w:ascii="Liberation Serif" w:hAnsi="Liberation Serif"/>
+        </w:rPr>
+      </w:pPr>
+      <w:r>
+        <w:rPr>
+          <w:rFonts w:eastAsia="Calibri" w:cs="Calibri" w:ascii="Liberation Serif" w:hAnsi="Liberation Serif"/>
+          <w:sz w:val="22"/>
+          <w:szCs w:val="22"/>
+        </w:rPr>
+        <w:t>---</w:t>
+      </w:r>
+    </w:p>
+    <w:p>
+      <w:pPr>
+        <w:pStyle w:val="Normal"/>
+        <w:spacing w:before="0" w:after="120"/>
+        <w:rPr>
+          <w:rFonts w:ascii="Liberation Serif" w:hAnsi="Liberation Serif"/>
+        </w:rPr>
+      </w:pPr>
+      <w:r>
+        <w:rPr>
+          <w:rFonts w:ascii="Liberation Serif" w:hAnsi="Liberation Serif"/>
+        </w:rPr>
+      </w:r>
+    </w:p>
+    <w:p>
+      <w:pPr>
+        <w:pStyle w:val="Normal"/>
         <w:spacing w:before="240" w:after="100"/>
-        <w:ind w:start="360"/>
+        <w:ind w:hanging="0" w:start="0"/>
         <w:rPr>
           <w:rFonts w:ascii="Liberation Serif" w:hAnsi="Liberation Serif"/>
         </w:rPr>
@@ -985,18 +1162,33 @@
     <w:p>
       <w:pPr>
         <w:pStyle w:val="Normal"/>
+        <w:spacing w:before="0" w:after="120"/>
+        <w:rPr>
+          <w:rFonts w:ascii="Liberation Serif" w:hAnsi="Liberation Serif"/>
+        </w:rPr>
+      </w:pPr>
+      <w:r>
+        <w:rPr>
+          <w:rFonts w:ascii="Liberation Serif" w:hAnsi="Liberation Serif"/>
+        </w:rPr>
+      </w:r>
+    </w:p>
+    <w:p>
+      <w:pPr>
+        <w:pStyle w:val="Normal"/>
         <w:spacing w:before="280" w:after="120"/>
         <w:rPr>
-          <w:rFonts w:ascii="Liberation Serif" w:hAnsi="Liberation Serif"/>
-        </w:rPr>
-      </w:pPr>
-      <w:r>
-        <w:rPr>
-          <w:rFonts w:eastAsia="Calibri" w:cs="Calibri" w:ascii="Liberation Serif" w:hAnsi="Liberation Serif"/>
-          <w:b/>
-          <w:bCs/>
-          <w:sz w:val="23"/>
-          <w:szCs w:val="23"/>
+          <w:sz w:val="28"/>
+          <w:szCs w:val="28"/>
+        </w:rPr>
+      </w:pPr>
+      <w:r>
+        <w:rPr>
+          <w:rFonts w:eastAsia="Calibri" w:cs="Calibri" w:ascii="Liberation Serif" w:hAnsi="Liberation Serif"/>
+          <w:b/>
+          <w:bCs/>
+          <w:sz w:val="28"/>
+          <w:szCs w:val="28"/>
         </w:rPr>
         <w:t>Minor Comments</w:t>
       </w:r>
@@ -1005,7 +1197,7 @@
       <w:pPr>
         <w:pStyle w:val="Normal"/>
         <w:spacing w:before="240" w:after="100"/>
-        <w:ind w:start="360"/>
+        <w:ind w:hanging="0" w:start="0"/>
         <w:rPr>
           <w:rFonts w:ascii="Liberation Serif" w:hAnsi="Liberation Serif"/>
         </w:rPr>
@@ -1081,8 +1273,40 @@
     <w:p>
       <w:pPr>
         <w:pStyle w:val="Normal"/>
+        <w:spacing w:before="0" w:after="120"/>
+        <w:rPr>
+          <w:rFonts w:ascii="Liberation Serif" w:hAnsi="Liberation Serif"/>
+        </w:rPr>
+      </w:pPr>
+      <w:r>
+        <w:rPr>
+          <w:rFonts w:eastAsia="Calibri" w:cs="Calibri" w:ascii="Liberation Serif" w:hAnsi="Liberation Serif"/>
+          <w:sz w:val="22"/>
+          <w:szCs w:val="22"/>
+        </w:rPr>
+        <w:t>---</w:t>
+      </w:r>
+    </w:p>
+    <w:p>
+      <w:pPr>
+        <w:pStyle w:val="Normal"/>
         <w:spacing w:before="240" w:after="100"/>
-        <w:ind w:start="360"/>
+        <w:ind w:hanging="0" w:start="0"/>
+        <w:rPr>
+          <w:rFonts w:ascii="Liberation Serif" w:hAnsi="Liberation Serif"/>
+        </w:rPr>
+      </w:pPr>
+      <w:r>
+        <w:rPr>
+          <w:rFonts w:ascii="Liberation Serif" w:hAnsi="Liberation Serif"/>
+        </w:rPr>
+      </w:r>
+    </w:p>
+    <w:p>
+      <w:pPr>
+        <w:pStyle w:val="Normal"/>
+        <w:spacing w:before="240" w:after="100"/>
+        <w:ind w:hanging="0" w:start="0"/>
         <w:rPr>
           <w:rFonts w:ascii="Liberation Serif" w:hAnsi="Liberation Serif"/>
         </w:rPr>
@@ -1141,8 +1365,39 @@
     <w:p>
       <w:pPr>
         <w:pStyle w:val="Normal"/>
+        <w:spacing w:before="0" w:after="120"/>
+        <w:rPr>
+          <w:rFonts w:ascii="Liberation Serif" w:hAnsi="Liberation Serif"/>
+        </w:rPr>
+      </w:pPr>
+      <w:r>
+        <w:rPr>
+          <w:rFonts w:eastAsia="Calibri" w:cs="Calibri" w:ascii="Liberation Serif" w:hAnsi="Liberation Serif"/>
+          <w:sz w:val="22"/>
+          <w:szCs w:val="22"/>
+        </w:rPr>
+        <w:t>---</w:t>
+      </w:r>
+    </w:p>
+    <w:p>
+      <w:pPr>
+        <w:pStyle w:val="Normal"/>
+        <w:spacing w:before="0" w:after="120"/>
+        <w:rPr>
+          <w:rFonts w:ascii="Liberation Serif" w:hAnsi="Liberation Serif"/>
+        </w:rPr>
+      </w:pPr>
+      <w:r>
+        <w:rPr>
+          <w:rFonts w:ascii="Liberation Serif" w:hAnsi="Liberation Serif"/>
+        </w:rPr>
+      </w:r>
+    </w:p>
+    <w:p>
+      <w:pPr>
+        <w:pStyle w:val="Normal"/>
         <w:spacing w:before="240" w:after="100"/>
-        <w:ind w:start="360"/>
+        <w:ind w:hanging="0" w:start="0"/>
         <w:rPr>
           <w:rFonts w:ascii="Liberation Serif" w:hAnsi="Liberation Serif"/>
         </w:rPr>
@@ -1201,8 +1456,39 @@
     <w:p>
       <w:pPr>
         <w:pStyle w:val="Normal"/>
+        <w:spacing w:before="0" w:after="120"/>
+        <w:rPr>
+          <w:rFonts w:ascii="Liberation Serif" w:hAnsi="Liberation Serif"/>
+        </w:rPr>
+      </w:pPr>
+      <w:r>
+        <w:rPr>
+          <w:rFonts w:eastAsia="Calibri" w:cs="Calibri" w:ascii="Liberation Serif" w:hAnsi="Liberation Serif"/>
+          <w:sz w:val="22"/>
+          <w:szCs w:val="22"/>
+        </w:rPr>
+        <w:t>---</w:t>
+      </w:r>
+    </w:p>
+    <w:p>
+      <w:pPr>
+        <w:pStyle w:val="Normal"/>
+        <w:spacing w:before="0" w:after="120"/>
+        <w:rPr>
+          <w:rFonts w:ascii="Liberation Serif" w:hAnsi="Liberation Serif"/>
+        </w:rPr>
+      </w:pPr>
+      <w:r>
+        <w:rPr>
+          <w:rFonts w:ascii="Liberation Serif" w:hAnsi="Liberation Serif"/>
+        </w:rPr>
+      </w:r>
+    </w:p>
+    <w:p>
+      <w:pPr>
+        <w:pStyle w:val="Normal"/>
         <w:spacing w:before="240" w:after="100"/>
-        <w:ind w:start="360"/>
+        <w:ind w:hanging="0" w:start="0"/>
         <w:rPr>
           <w:rFonts w:ascii="Liberation Serif" w:hAnsi="Liberation Serif"/>
         </w:rPr>
@@ -1255,7 +1541,7 @@
           <w:sz w:val="22"/>
           <w:szCs w:val="22"/>
         </w:rPr>
-        <w:t>We agree and have removed “equivalent” and “equivalence” from the manuscript where they described findings. In the Introduction, the description of the prior ischemic stroke literature now reads “comparable, and in some domains better, for patients with left hemispheric injuries.” In the Discussion, “This equivalence aligns with previous literature” now reads “This finding aligns with previous literature.”</w:t>
+        <w:t>We agree and have removed “equivalent” and “equivalence” from the manuscript where they described findings.</w:t>
       </w:r>
     </w:p>
     <w:p>
@@ -1278,8 +1564,40 @@
     <w:p>
       <w:pPr>
         <w:pStyle w:val="Normal"/>
+        <w:spacing w:before="0" w:after="120"/>
+        <w:rPr>
+          <w:rFonts w:ascii="Liberation Serif" w:hAnsi="Liberation Serif"/>
+        </w:rPr>
+      </w:pPr>
+      <w:r>
+        <w:rPr>
+          <w:rFonts w:eastAsia="Calibri" w:cs="Calibri" w:ascii="Liberation Serif" w:hAnsi="Liberation Serif"/>
+          <w:sz w:val="22"/>
+          <w:szCs w:val="22"/>
+        </w:rPr>
+        <w:t>---</w:t>
+      </w:r>
+    </w:p>
+    <w:p>
+      <w:pPr>
+        <w:pStyle w:val="Normal"/>
         <w:spacing w:before="240" w:after="100"/>
-        <w:ind w:start="360"/>
+        <w:ind w:hanging="0" w:start="0"/>
+        <w:rPr>
+          <w:rFonts w:ascii="Liberation Serif" w:hAnsi="Liberation Serif"/>
+        </w:rPr>
+      </w:pPr>
+      <w:r>
+        <w:rPr>
+          <w:rFonts w:ascii="Liberation Serif" w:hAnsi="Liberation Serif"/>
+        </w:rPr>
+      </w:r>
+    </w:p>
+    <w:p>
+      <w:pPr>
+        <w:pStyle w:val="Normal"/>
+        <w:spacing w:before="240" w:after="100"/>
+        <w:ind w:hanging="0" w:start="0"/>
         <w:rPr>
           <w:rFonts w:ascii="Liberation Serif" w:hAnsi="Liberation Serif"/>
         </w:rPr>
@@ -1332,29 +1650,154 @@
           <w:sz w:val="22"/>
           <w:szCs w:val="22"/>
         </w:rPr>
-        <w:t>We have adopted the reviewer’s suggested language. The Abstract, Results, and Discussion now describe the association as “directionally consistent across ICH locations, study cohorts, and prior specifications,” and the functional outcome sensitivity analyses are described as “directionally consistent with these results” rather than simply “consistent.” We have avoided any phrasing implying insensitivity to prior choice, and the point estimates under each prior specification are reported in the Results and in Supplemental Tables 14–17 so that readers can judge the magnitude of the shift directly.</w:t>
+        <w:t>We have adopted the reviewer’s suggested language. The Abstract, Results, and Discussion now describe the association as “directionally consistent across ICH locations, study cohorts, and prior specifications,” and the functional outcome sensitivity analyses are described as “directionally consistent with these results” rather than simply “consistent.” We have avoided any phrasing implying insensitivity to prior choice, and the point estimates under each prior specification are reported in the Results and in Supplemental Tables 11-17 so that readers can judge the magnitude of the shift directly.</w:t>
+      </w:r>
+    </w:p>
+    <w:p>
+      <w:pPr>
+        <w:pStyle w:val="Normal"/>
+        <w:spacing w:before="0" w:after="120"/>
+        <w:rPr>
+          <w:rFonts w:ascii="Liberation Serif" w:hAnsi="Liberation Serif"/>
+        </w:rPr>
+      </w:pPr>
+      <w:r>
+        <w:rPr>
+          <w:rFonts w:eastAsia="Calibri" w:cs="Calibri" w:ascii="Liberation Serif" w:hAnsi="Liberation Serif"/>
+          <w:b/>
+          <w:bCs/>
+          <w:i/>
+          <w:iCs/>
+          <w:sz w:val="22"/>
+          <w:szCs w:val="22"/>
+        </w:rPr>
+        <w:t>---</w:t>
+      </w:r>
+    </w:p>
+    <w:p>
+      <w:pPr>
+        <w:pStyle w:val="Normal"/>
+        <w:spacing w:before="0" w:after="120"/>
+        <w:rPr>
+          <w:rFonts w:ascii="Liberation Serif" w:hAnsi="Liberation Serif"/>
+        </w:rPr>
+      </w:pPr>
+      <w:r>
+        <w:rPr>
+          <w:rFonts w:ascii="Liberation Serif" w:hAnsi="Liberation Serif"/>
+        </w:rPr>
+      </w:r>
+    </w:p>
+    <w:p>
+      <w:pPr>
+        <w:pStyle w:val="Normal"/>
+        <w:spacing w:before="0" w:after="120"/>
+        <w:rPr>
+          <w:rFonts w:ascii="Liberation Serif" w:hAnsi="Liberation Serif"/>
+        </w:rPr>
+      </w:pPr>
+      <w:r>
+        <w:rPr>
+          <w:rFonts w:eastAsia="Calibri" w:cs="Calibri" w:ascii="Liberation Serif" w:hAnsi="Liberation Serif"/>
+          <w:b/>
+          <w:bCs/>
+          <w:i/>
+          <w:iCs/>
+          <w:sz w:val="22"/>
+          <w:szCs w:val="22"/>
+        </w:rPr>
+        <w:t xml:space="preserve">Comment 6. </w:t>
+      </w:r>
+      <w:r>
+        <w:rPr>
+          <w:rFonts w:eastAsia="Calibri" w:cs="Calibri" w:ascii="Liberation Serif" w:hAnsi="Liberation Serif"/>
+          <w:i/>
+          <w:iCs/>
+          <w:color w:val="404040"/>
+          <w:sz w:val="22"/>
+          <w:szCs w:val="22"/>
+        </w:rPr>
+        <w:t>Clarify the interpretation of EVD. The EVD association is more modest than the primary neurosurgical intervention finding. Please consider describing it as a modest association, particularly because the posterior probability of a substantial difference is lower than for the primary outcome.</w:t>
+      </w:r>
+    </w:p>
+    <w:p>
+      <w:pPr>
+        <w:pStyle w:val="Normal"/>
+        <w:spacing w:before="0" w:after="120"/>
+        <w:rPr>
+          <w:rFonts w:ascii="Liberation Serif" w:hAnsi="Liberation Serif"/>
+        </w:rPr>
+      </w:pPr>
+      <w:r>
+        <w:rPr>
+          <w:rFonts w:eastAsia="Calibri" w:cs="Calibri" w:ascii="Liberation Serif" w:hAnsi="Liberation Serif"/>
+          <w:b/>
+          <w:bCs/>
+          <w:sz w:val="22"/>
+          <w:szCs w:val="22"/>
+        </w:rPr>
+        <w:t xml:space="preserve">Response: </w:t>
+      </w:r>
+      <w:r>
+        <w:rPr>
+          <w:rFonts w:eastAsia="Calibri" w:cs="Calibri" w:ascii="Liberation Serif" w:hAnsi="Liberation Serif"/>
+          <w:sz w:val="22"/>
+          <w:szCs w:val="22"/>
+        </w:rPr>
+        <w:t>We agree. The Discussion now states that patients with right hemispheric ICH had 1.22 times the adjusted odds of receiving an EVD, “although this was a more modest association.” The contrast the reviewer notes is reported in the Results: the posterior probability of a substantial difference (aOR &gt; 1.2) was 58.2% for EVD placement, compared with 99.3% for the primary neurosurgical intervention outcome.</w:t>
+      </w:r>
+    </w:p>
+    <w:p>
+      <w:pPr>
+        <w:pStyle w:val="Normal"/>
+        <w:spacing w:before="0" w:after="120"/>
+        <w:rPr>
+          <w:rFonts w:ascii="Liberation Serif" w:hAnsi="Liberation Serif"/>
+        </w:rPr>
+      </w:pPr>
+      <w:r>
+        <w:rPr>
+          <w:rFonts w:eastAsia="Calibri" w:cs="Calibri" w:ascii="Liberation Serif" w:hAnsi="Liberation Serif"/>
+          <w:sz w:val="22"/>
+          <w:szCs w:val="22"/>
+        </w:rPr>
+        <w:t>---</w:t>
+      </w:r>
+    </w:p>
+    <w:p>
+      <w:pPr>
+        <w:pStyle w:val="Normal"/>
+        <w:spacing w:before="0" w:after="120"/>
+        <w:rPr>
+          <w:rFonts w:ascii="Liberation Serif" w:hAnsi="Liberation Serif"/>
+        </w:rPr>
+      </w:pPr>
+      <w:r>
+        <w:rPr>
+          <w:rFonts w:ascii="Liberation Serif" w:hAnsi="Liberation Serif"/>
+        </w:rPr>
       </w:r>
     </w:p>
     <w:p>
       <w:pPr>
         <w:pStyle w:val="Normal"/>
         <w:spacing w:before="240" w:after="100"/>
-        <w:ind w:start="360"/>
-        <w:rPr>
-          <w:rFonts w:ascii="Liberation Serif" w:hAnsi="Liberation Serif"/>
-        </w:rPr>
-      </w:pPr>
-      <w:r>
-        <w:rPr>
-          <w:rFonts w:eastAsia="Calibri" w:cs="Calibri" w:ascii="Liberation Serif" w:hAnsi="Liberation Serif"/>
-          <w:b/>
-          <w:bCs/>
-          <w:i/>
-          <w:iCs/>
-          <w:sz w:val="22"/>
-          <w:szCs w:val="22"/>
-        </w:rPr>
-        <w:t xml:space="preserve">Comment 6. </w:t>
+        <w:ind w:hanging="0" w:start="0"/>
+        <w:rPr>
+          <w:rFonts w:ascii="Liberation Serif" w:hAnsi="Liberation Serif"/>
+        </w:rPr>
+      </w:pPr>
+      <w:r>
+        <w:rPr>
+          <w:rFonts w:eastAsia="Calibri" w:cs="Calibri" w:ascii="Liberation Serif" w:hAnsi="Liberation Serif"/>
+          <w:b/>
+          <w:bCs/>
+          <w:i/>
+          <w:iCs/>
+          <w:sz w:val="22"/>
+          <w:szCs w:val="22"/>
+        </w:rPr>
+        <w:t xml:space="preserve">Comment 7. </w:t>
       </w:r>
       <w:r>
         <w:rPr>
@@ -1365,7 +1808,7 @@
           <w:sz w:val="22"/>
           <w:szCs w:val="22"/>
         </w:rPr>
-        <w:t>Clarify the interpretation of EVD. The EVD association is more modest than the primary neurosurgical intervention finding. Please consider describing it as a modest association, particularly because the posterior probability of a substantial difference is lower than for the primary outcome.</w:t>
+        <w:t>Improve the STROBE checklist presentation. The STROBE checklist should ideally be submitted in a clean, typed format with page, line, or section locations indicating where each item is addressed. A clean checklist would improve transparency and make the technical review easier.</w:t>
       </w:r>
     </w:p>
     <w:p>
@@ -1392,74 +1835,45 @@
           <w:sz w:val="22"/>
           <w:szCs w:val="22"/>
         </w:rPr>
-        <w:t>We agree. The Discussion now states that patients with right hemispheric ICH had 1.22 times the adjusted odds of receiving an EVD, “although this was a more modest association.” The contrast the reviewer notes is reported in the Results: the posterior probability of a substantial difference (aOR &gt; 1.2) was 58.2% for EVD placement, compared with 99.3% for the primary neurosurgical intervention outcome.</w:t>
+        <w:t>We thank the reviewer and the editorial staff for the pointer to the editable checklist. A clean, typed STROBE checklist prepared from the AHA template is included with this submission, with page numbers indicating where each of the 22 items is addressed. Items addressed in the Supplemental Appendix are identified as such.</w:t>
+      </w:r>
+    </w:p>
+    <w:p>
+      <w:pPr>
+        <w:pStyle w:val="Normal"/>
+        <w:spacing w:before="0" w:after="120"/>
+        <w:rPr>
+          <w:rFonts w:ascii="Liberation Serif" w:hAnsi="Liberation Serif"/>
+        </w:rPr>
+      </w:pPr>
+      <w:r>
+        <w:rPr>
+          <w:rFonts w:eastAsia="Calibri" w:cs="Calibri" w:ascii="Liberation Serif" w:hAnsi="Liberation Serif"/>
+          <w:sz w:val="22"/>
+          <w:szCs w:val="22"/>
+        </w:rPr>
+        <w:t>---</w:t>
+      </w:r>
+    </w:p>
+    <w:p>
+      <w:pPr>
+        <w:pStyle w:val="Normal"/>
+        <w:spacing w:before="0" w:after="120"/>
+        <w:rPr>
+          <w:rFonts w:ascii="Liberation Serif" w:hAnsi="Liberation Serif"/>
+        </w:rPr>
+      </w:pPr>
+      <w:r>
+        <w:rPr>
+          <w:rFonts w:ascii="Liberation Serif" w:hAnsi="Liberation Serif"/>
+        </w:rPr>
       </w:r>
     </w:p>
     <w:p>
       <w:pPr>
         <w:pStyle w:val="Normal"/>
         <w:spacing w:before="240" w:after="100"/>
-        <w:ind w:start="360"/>
-        <w:rPr>
-          <w:rFonts w:ascii="Liberation Serif" w:hAnsi="Liberation Serif"/>
-        </w:rPr>
-      </w:pPr>
-      <w:r>
-        <w:rPr>
-          <w:rFonts w:eastAsia="Calibri" w:cs="Calibri" w:ascii="Liberation Serif" w:hAnsi="Liberation Serif"/>
-          <w:b/>
-          <w:bCs/>
-          <w:i/>
-          <w:iCs/>
-          <w:sz w:val="22"/>
-          <w:szCs w:val="22"/>
-        </w:rPr>
-        <w:t xml:space="preserve">Comment 7. </w:t>
-      </w:r>
-      <w:r>
-        <w:rPr>
-          <w:rFonts w:eastAsia="Calibri" w:cs="Calibri" w:ascii="Liberation Serif" w:hAnsi="Liberation Serif"/>
-          <w:i/>
-          <w:iCs/>
-          <w:color w:val="404040"/>
-          <w:sz w:val="22"/>
-          <w:szCs w:val="22"/>
-        </w:rPr>
-        <w:t>Improve the STROBE checklist presentation. The STROBE checklist should ideally be submitted in a clean, typed format with page, line, or section locations indicating where each item is addressed. A clean checklist would improve transparency and make the technical review easier.</w:t>
-      </w:r>
-    </w:p>
-    <w:p>
-      <w:pPr>
-        <w:pStyle w:val="Normal"/>
-        <w:spacing w:before="0" w:after="120"/>
-        <w:rPr>
-          <w:rFonts w:ascii="Liberation Serif" w:hAnsi="Liberation Serif"/>
-        </w:rPr>
-      </w:pPr>
-      <w:r>
-        <w:rPr>
-          <w:rFonts w:eastAsia="Calibri" w:cs="Calibri" w:ascii="Liberation Serif" w:hAnsi="Liberation Serif"/>
-          <w:b/>
-          <w:bCs/>
-          <w:sz w:val="22"/>
-          <w:szCs w:val="22"/>
-        </w:rPr>
-        <w:t xml:space="preserve">Response: </w:t>
-      </w:r>
-      <w:r>
-        <w:rPr>
-          <w:rFonts w:eastAsia="Calibri" w:cs="Calibri" w:ascii="Liberation Serif" w:hAnsi="Liberation Serif"/>
-          <w:sz w:val="22"/>
-          <w:szCs w:val="22"/>
-        </w:rPr>
-        <w:t>We thank the reviewer and the editorial staff for the pointer to the editable checklist. A clean, typed STROBE checklist prepared from the AHA template is included with this submission, with page numbers indicating where each of the 22 items is addressed. Items addressed in the Supplemental Appendix are identified as such.</w:t>
-      </w:r>
-    </w:p>
-    <w:p>
-      <w:pPr>
-        <w:pStyle w:val="Normal"/>
-        <w:spacing w:before="240" w:after="100"/>
-        <w:ind w:start="360"/>
+        <w:ind w:hanging="0" w:start="0"/>
         <w:rPr>
           <w:rFonts w:ascii="Liberation Serif" w:hAnsi="Liberation Serif"/>
         </w:rPr>
@@ -1520,7 +1934,7 @@
         <w:pStyle w:val="ListParagraph"/>
         <w:numPr>
           <w:ilvl w:val="0"/>
-          <w:numId w:val="3"/>
+          <w:numId w:val="4"/>
         </w:numPr>
         <w:spacing w:before="0" w:after="80"/>
         <w:rPr>
@@ -1541,7 +1955,7 @@
         <w:pStyle w:val="ListParagraph"/>
         <w:numPr>
           <w:ilvl w:val="0"/>
-          <w:numId w:val="1"/>
+          <w:numId w:val="2"/>
         </w:numPr>
         <w:spacing w:before="0" w:after="80"/>
         <w:rPr>
@@ -1554,7 +1968,7 @@
           <w:sz w:val="22"/>
           <w:szCs w:val="22"/>
         </w:rPr>
-        <w:t>The Bayesian textbook citations have been reformatted per AMA 11th edition, with corrected author order and complete edition, publisher, and year fields: Johnson AA, Ott MQ, Dogucu M. Bayes Rules! An Introduction to Applied Bayesian Modeling. 1st ed. CRC Press; 2022; and McElreath R. Statistical Rethinking: A Bayesian Course with Examples in R and Stan. 2nd ed. CRC Press; 2020.</w:t>
+        <w:t>The Bayesian textbook citations have been reformatted with corrected author order and complete edition, publisher, and year fields: Johnson AA, Ott MQ, Dogucu M. Bayes Rules! An Introduction to Applied Bayesian Modeling. 1st ed. CRC Press; 2022; and McElreath R. Statistical Rethinking: A Bayesian Course with Examples in R and Stan. 2nd ed. CRC Press; 2020.</w:t>
       </w:r>
     </w:p>
     <w:p>
@@ -1562,7 +1976,7 @@
         <w:pStyle w:val="ListParagraph"/>
         <w:numPr>
           <w:ilvl w:val="0"/>
-          <w:numId w:val="1"/>
+          <w:numId w:val="2"/>
         </w:numPr>
         <w:spacing w:before="0" w:after="80"/>
         <w:rPr>
@@ -1576,27 +1990,6 @@
           <w:szCs w:val="22"/>
         </w:rPr>
         <w:t>The current AHA/ASA guideline has been added and is now cited in the Introduction alongside the other references on contemporary ICH management: Greenberg SM, Ziai WC, Cordonnier C, et al. 2022 Guideline for the Management of Patients With Spontaneous Intracerebral Hemorrhage: A Guideline From the American Heart Association/American Stroke Association. Stroke. 2022;53(7):e282-e361.</w:t>
-      </w:r>
-    </w:p>
-    <w:p>
-      <w:pPr>
-        <w:pStyle w:val="ListParagraph"/>
-        <w:numPr>
-          <w:ilvl w:val="0"/>
-          <w:numId w:val="1"/>
-        </w:numPr>
-        <w:spacing w:before="0" w:after="140"/>
-        <w:rPr>
-          <w:rFonts w:ascii="Liberation Serif" w:hAnsi="Liberation Serif"/>
-        </w:rPr>
-      </w:pPr>
-      <w:r>
-        <w:rPr>
-          <w:rFonts w:eastAsia="Calibri" w:cs="Calibri" w:ascii="Liberation Serif" w:hAnsi="Liberation Serif"/>
-          <w:sz w:val="22"/>
-          <w:szCs w:val="22"/>
-        </w:rPr>
-        <w:t>The ATACH-2 design and rationale paper has also been added, so that the protocol and primary results of both source studies are now cited.</w:t>
       </w:r>
     </w:p>
     <w:p>
@@ -1678,7 +2071,39 @@
           <w:sz w:val="22"/>
           <w:szCs w:val="22"/>
         </w:rPr>
-        <w:t>We thank the reviewer for the time and effort devoted to the previous round of review.</w:t>
+        <w:t xml:space="preserve">We thank the reviewer for the time and effort devoted to </w:t>
+      </w:r>
+      <w:r>
+        <w:rPr>
+          <w:rFonts w:eastAsia="Calibri" w:cs="Calibri" w:ascii="Liberation Serif" w:hAnsi="Liberation Serif"/>
+          <w:sz w:val="22"/>
+          <w:szCs w:val="22"/>
+        </w:rPr>
+        <w:t>both</w:t>
+      </w:r>
+      <w:r>
+        <w:rPr>
+          <w:rFonts w:eastAsia="Calibri" w:cs="Calibri" w:ascii="Liberation Serif" w:hAnsi="Liberation Serif"/>
+          <w:sz w:val="22"/>
+          <w:szCs w:val="22"/>
+        </w:rPr>
+        <w:t xml:space="preserve"> round</w:t>
+      </w:r>
+      <w:r>
+        <w:rPr>
+          <w:rFonts w:eastAsia="Calibri" w:cs="Calibri" w:ascii="Liberation Serif" w:hAnsi="Liberation Serif"/>
+          <w:sz w:val="22"/>
+          <w:szCs w:val="22"/>
+        </w:rPr>
+        <w:t>s</w:t>
+      </w:r>
+      <w:r>
+        <w:rPr>
+          <w:rFonts w:eastAsia="Calibri" w:cs="Calibri" w:ascii="Liberation Serif" w:hAnsi="Liberation Serif"/>
+          <w:sz w:val="22"/>
+          <w:szCs w:val="22"/>
+        </w:rPr>
+        <w:t xml:space="preserve"> of review.</w:t>
       </w:r>
     </w:p>
     <w:p>
@@ -1724,7 +2149,7 @@
       <w:pPr>
         <w:pStyle w:val="Normal"/>
         <w:spacing w:before="240" w:after="100"/>
-        <w:ind w:start="360"/>
+        <w:ind w:hanging="0" w:start="0"/>
         <w:rPr>
           <w:rFonts w:ascii="Liberation Serif" w:hAnsi="Liberation Serif"/>
         </w:rPr>
@@ -1807,7 +2232,30 @@
           <w:sz w:val="21"/>
           <w:szCs w:val="21"/>
         </w:rPr>
-        <w:t>This post-hoc analysis included 3477 patients with supratentorial ICH from two prospective studies: the ATACH-2 trial, conducted at 110 sites in the United States, Japan, China, Taiwan, South Korea, and Germany (2011–2015), and the ERICH study, conducted across the United States (2010–2015).”</w:t>
+        <w:t>This post-hoc analysis included 3477 patients with supratentorial ICH from two prospective studies: the ATACH-2 trial, conducted at 110 sites in the United States, Japan, China, Taiwan, South Korea, and Germany (2011–2015), and the ERICH study, conducted across 19 centers in the United States (2010–2015).”</w:t>
+      </w:r>
+    </w:p>
+    <w:p>
+      <w:pPr>
+        <w:pStyle w:val="Normal"/>
+        <w:spacing w:before="80" w:after="160"/>
+        <w:ind w:hanging="0" w:start="0" w:end="360"/>
+        <w:rPr>
+          <w:rFonts w:ascii="Liberation Serif" w:hAnsi="Liberation Serif" w:eastAsia="Calibri" w:cs="Calibri"/>
+          <w:i/>
+          <w:iCs/>
+          <w:sz w:val="21"/>
+          <w:szCs w:val="21"/>
+        </w:rPr>
+      </w:pPr>
+      <w:r>
+        <w:rPr>
+          <w:rFonts w:eastAsia="Calibri" w:cs="Calibri" w:ascii="Liberation Serif" w:hAnsi="Liberation Serif"/>
+          <w:i/>
+          <w:iCs/>
+          <w:sz w:val="21"/>
+          <w:szCs w:val="21"/>
+        </w:rPr>
       </w:r>
     </w:p>
     <w:p>
@@ -1840,8 +2288,39 @@
     <w:p>
       <w:pPr>
         <w:pStyle w:val="Normal"/>
+        <w:spacing w:before="0" w:after="120"/>
+        <w:rPr>
+          <w:rFonts w:ascii="Liberation Serif" w:hAnsi="Liberation Serif"/>
+        </w:rPr>
+      </w:pPr>
+      <w:r>
+        <w:rPr>
+          <w:rFonts w:eastAsia="Calibri" w:cs="Calibri" w:ascii="Liberation Serif" w:hAnsi="Liberation Serif"/>
+          <w:sz w:val="22"/>
+          <w:szCs w:val="22"/>
+        </w:rPr>
+        <w:t>---</w:t>
+      </w:r>
+    </w:p>
+    <w:p>
+      <w:pPr>
+        <w:pStyle w:val="Normal"/>
+        <w:spacing w:before="0" w:after="120"/>
+        <w:rPr>
+          <w:rFonts w:ascii="Liberation Serif" w:hAnsi="Liberation Serif"/>
+        </w:rPr>
+      </w:pPr>
+      <w:r>
+        <w:rPr>
+          <w:rFonts w:ascii="Liberation Serif" w:hAnsi="Liberation Serif"/>
+        </w:rPr>
+      </w:r>
+    </w:p>
+    <w:p>
+      <w:pPr>
+        <w:pStyle w:val="Normal"/>
         <w:spacing w:before="240" w:after="100"/>
-        <w:ind w:start="360"/>
+        <w:ind w:hanging="0" w:start="0"/>
         <w:rPr>
           <w:rFonts w:ascii="Liberation Serif" w:hAnsi="Liberation Serif"/>
         </w:rPr>
@@ -1900,8 +2379,39 @@
     <w:p>
       <w:pPr>
         <w:pStyle w:val="Normal"/>
+        <w:spacing w:before="0" w:after="120"/>
+        <w:rPr>
+          <w:rFonts w:ascii="Liberation Serif" w:hAnsi="Liberation Serif"/>
+        </w:rPr>
+      </w:pPr>
+      <w:r>
+        <w:rPr>
+          <w:rFonts w:eastAsia="Calibri" w:cs="Calibri" w:ascii="Liberation Serif" w:hAnsi="Liberation Serif"/>
+          <w:sz w:val="22"/>
+          <w:szCs w:val="22"/>
+        </w:rPr>
+        <w:t>---</w:t>
+      </w:r>
+    </w:p>
+    <w:p>
+      <w:pPr>
+        <w:pStyle w:val="Normal"/>
+        <w:spacing w:before="0" w:after="120"/>
+        <w:rPr>
+          <w:rFonts w:ascii="Liberation Serif" w:hAnsi="Liberation Serif"/>
+        </w:rPr>
+      </w:pPr>
+      <w:r>
+        <w:rPr>
+          <w:rFonts w:ascii="Liberation Serif" w:hAnsi="Liberation Serif"/>
+        </w:rPr>
+      </w:r>
+    </w:p>
+    <w:p>
+      <w:pPr>
+        <w:pStyle w:val="Normal"/>
         <w:spacing w:before="240" w:after="100"/>
-        <w:ind w:start="360"/>
+        <w:ind w:hanging="0" w:start="0"/>
         <w:rPr>
           <w:rFonts w:ascii="Liberation Serif" w:hAnsi="Liberation Serif"/>
         </w:rPr>
@@ -1960,8 +2470,39 @@
     <w:p>
       <w:pPr>
         <w:pStyle w:val="Normal"/>
+        <w:spacing w:before="0" w:after="120"/>
+        <w:rPr>
+          <w:rFonts w:ascii="Liberation Serif" w:hAnsi="Liberation Serif"/>
+        </w:rPr>
+      </w:pPr>
+      <w:r>
+        <w:rPr>
+          <w:rFonts w:eastAsia="Calibri" w:cs="Calibri" w:ascii="Liberation Serif" w:hAnsi="Liberation Serif"/>
+          <w:sz w:val="22"/>
+          <w:szCs w:val="22"/>
+        </w:rPr>
+        <w:t>---</w:t>
+      </w:r>
+    </w:p>
+    <w:p>
+      <w:pPr>
+        <w:pStyle w:val="Normal"/>
+        <w:spacing w:before="0" w:after="120"/>
+        <w:rPr>
+          <w:rFonts w:ascii="Liberation Serif" w:hAnsi="Liberation Serif"/>
+        </w:rPr>
+      </w:pPr>
+      <w:r>
+        <w:rPr>
+          <w:rFonts w:ascii="Liberation Serif" w:hAnsi="Liberation Serif"/>
+        </w:rPr>
+      </w:r>
+    </w:p>
+    <w:p>
+      <w:pPr>
+        <w:pStyle w:val="Normal"/>
         <w:spacing w:before="240" w:after="100"/>
-        <w:ind w:start="360"/>
+        <w:ind w:hanging="0" w:start="0"/>
         <w:rPr>
           <w:rFonts w:ascii="Liberation Serif" w:hAnsi="Liberation Serif"/>
         </w:rPr>
@@ -2014,14 +2555,46 @@
           <w:sz w:val="22"/>
           <w:szCs w:val="22"/>
         </w:rPr>
-        <w:t>We thank the reviewer. No change was made in response to this comment.</w:t>
+        <w:t>We thank the reviewer for this feedback and will continue to incorporate DAGs in future work.</w:t>
+      </w:r>
+    </w:p>
+    <w:p>
+      <w:pPr>
+        <w:pStyle w:val="Normal"/>
+        <w:spacing w:before="0" w:after="120"/>
+        <w:rPr>
+          <w:rFonts w:ascii="Liberation Serif" w:hAnsi="Liberation Serif"/>
+        </w:rPr>
+      </w:pPr>
+      <w:r>
+        <w:rPr>
+          <w:rFonts w:eastAsia="Calibri" w:cs="Calibri" w:ascii="Liberation Serif" w:hAnsi="Liberation Serif"/>
+          <w:sz w:val="22"/>
+          <w:szCs w:val="22"/>
+        </w:rPr>
+        <w:t>---</w:t>
       </w:r>
     </w:p>
     <w:p>
       <w:pPr>
         <w:pStyle w:val="Normal"/>
         <w:spacing w:before="240" w:after="100"/>
-        <w:ind w:start="360"/>
+        <w:ind w:hanging="0" w:start="0"/>
+        <w:rPr>
+          <w:rFonts w:ascii="Liberation Serif" w:hAnsi="Liberation Serif"/>
+        </w:rPr>
+      </w:pPr>
+      <w:r>
+        <w:rPr>
+          <w:rFonts w:ascii="Liberation Serif" w:hAnsi="Liberation Serif"/>
+        </w:rPr>
+      </w:r>
+    </w:p>
+    <w:p>
+      <w:pPr>
+        <w:pStyle w:val="Normal"/>
+        <w:spacing w:before="240" w:after="100"/>
+        <w:ind w:hanging="0" w:start="0"/>
         <w:rPr>
           <w:rFonts w:ascii="Liberation Serif" w:hAnsi="Liberation Serif"/>
         </w:rPr>
@@ -2232,6 +2805,143 @@
   <w:abstractNum w:abstractNumId="2">
     <w:lvl w:ilvl="0">
       <w:start w:val="1"/>
+      <w:numFmt w:val="bullet"/>
+      <w:lvlText w:val=""/>
+      <w:lvlJc w:val="start"/>
+      <w:pPr>
+        <w:tabs>
+          <w:tab w:val="num" w:pos="0"/>
+        </w:tabs>
+        <w:ind w:start="720" w:hanging="360"/>
+      </w:pPr>
+      <w:rPr>
+        <w:rFonts w:ascii="Wingdings" w:hAnsi="Wingdings" w:cs="Wingdings" w:hint="default"/>
+      </w:rPr>
+    </w:lvl>
+    <w:lvl w:ilvl="1">
+      <w:start w:val="1"/>
+      <w:numFmt w:val="bullet"/>
+      <w:lvlText w:val=""/>
+      <w:lvlJc w:val="start"/>
+      <w:pPr>
+        <w:tabs>
+          <w:tab w:val="num" w:pos="0"/>
+        </w:tabs>
+        <w:ind w:start="1440" w:hanging="360"/>
+      </w:pPr>
+      <w:rPr>
+        <w:rFonts w:ascii="Wingdings 2" w:hAnsi="Wingdings 2" w:cs="Wingdings 2" w:hint="default"/>
+      </w:rPr>
+    </w:lvl>
+    <w:lvl w:ilvl="2">
+      <w:start w:val="1"/>
+      <w:numFmt w:val="bullet"/>
+      <w:lvlText w:val="■"/>
+      <w:lvlJc w:val="start"/>
+      <w:pPr>
+        <w:tabs>
+          <w:tab w:val="num" w:pos="0"/>
+        </w:tabs>
+        <w:ind w:start="2160" w:hanging="360"/>
+      </w:pPr>
+      <w:rPr>
+        <w:rFonts w:ascii="OpenSymbol" w:hAnsi="OpenSymbol" w:cs="OpenSymbol" w:hint="default"/>
+      </w:rPr>
+    </w:lvl>
+    <w:lvl w:ilvl="3">
+      <w:start w:val="1"/>
+      <w:numFmt w:val="bullet"/>
+      <w:lvlText w:val=""/>
+      <w:lvlJc w:val="start"/>
+      <w:pPr>
+        <w:tabs>
+          <w:tab w:val="num" w:pos="0"/>
+        </w:tabs>
+        <w:ind w:start="2880" w:hanging="360"/>
+      </w:pPr>
+      <w:rPr>
+        <w:rFonts w:ascii="Wingdings" w:hAnsi="Wingdings" w:cs="Wingdings" w:hint="default"/>
+      </w:rPr>
+    </w:lvl>
+    <w:lvl w:ilvl="4">
+      <w:start w:val="1"/>
+      <w:numFmt w:val="bullet"/>
+      <w:lvlText w:val=""/>
+      <w:lvlJc w:val="start"/>
+      <w:pPr>
+        <w:tabs>
+          <w:tab w:val="num" w:pos="0"/>
+        </w:tabs>
+        <w:ind w:start="3600" w:hanging="360"/>
+      </w:pPr>
+      <w:rPr>
+        <w:rFonts w:ascii="Wingdings 2" w:hAnsi="Wingdings 2" w:cs="Wingdings 2" w:hint="default"/>
+      </w:rPr>
+    </w:lvl>
+    <w:lvl w:ilvl="5">
+      <w:start w:val="1"/>
+      <w:numFmt w:val="bullet"/>
+      <w:lvlText w:val="■"/>
+      <w:lvlJc w:val="start"/>
+      <w:pPr>
+        <w:tabs>
+          <w:tab w:val="num" w:pos="0"/>
+        </w:tabs>
+        <w:ind w:start="4320" w:hanging="360"/>
+      </w:pPr>
+      <w:rPr>
+        <w:rFonts w:ascii="OpenSymbol" w:hAnsi="OpenSymbol" w:cs="OpenSymbol" w:hint="default"/>
+      </w:rPr>
+    </w:lvl>
+    <w:lvl w:ilvl="6">
+      <w:start w:val="1"/>
+      <w:numFmt w:val="bullet"/>
+      <w:lvlText w:val=""/>
+      <w:lvlJc w:val="start"/>
+      <w:pPr>
+        <w:tabs>
+          <w:tab w:val="num" w:pos="0"/>
+        </w:tabs>
+        <w:ind w:start="5040" w:hanging="360"/>
+      </w:pPr>
+      <w:rPr>
+        <w:rFonts w:ascii="Wingdings" w:hAnsi="Wingdings" w:cs="Wingdings" w:hint="default"/>
+      </w:rPr>
+    </w:lvl>
+    <w:lvl w:ilvl="7">
+      <w:start w:val="1"/>
+      <w:numFmt w:val="bullet"/>
+      <w:lvlText w:val=""/>
+      <w:lvlJc w:val="start"/>
+      <w:pPr>
+        <w:tabs>
+          <w:tab w:val="num" w:pos="0"/>
+        </w:tabs>
+        <w:ind w:start="5760" w:hanging="360"/>
+      </w:pPr>
+      <w:rPr>
+        <w:rFonts w:ascii="Wingdings" w:hAnsi="Wingdings" w:cs="Wingdings" w:hint="default"/>
+      </w:rPr>
+    </w:lvl>
+    <w:lvl w:ilvl="8">
+      <w:start w:val="1"/>
+      <w:numFmt w:val="bullet"/>
+      <w:lvlText w:val=""/>
+      <w:lvlJc w:val="start"/>
+      <w:pPr>
+        <w:tabs>
+          <w:tab w:val="num" w:pos="0"/>
+        </w:tabs>
+        <w:ind w:start="6480" w:hanging="360"/>
+      </w:pPr>
+      <w:rPr>
+        <w:rFonts w:ascii="Wingdings" w:hAnsi="Wingdings" w:cs="Wingdings" w:hint="default"/>
+      </w:rPr>
+    </w:lvl>
+  </w:abstractNum>
+  <w:abstractNum w:abstractNumId="3">
+    <w:lvl w:ilvl="0">
+      <w:start w:val="1"/>
       <w:numFmt w:val="none"/>
       <w:suff w:val="nothing"/>
       <w:lvlText w:val=""/>
@@ -2355,7 +3065,10 @@
     <w:abstractNumId w:val="2"/>
   </w:num>
   <w:num w:numId="3">
-    <w:abstractNumId w:val="1"/>
+    <w:abstractNumId w:val="3"/>
+  </w:num>
+  <w:num w:numId="4">
+    <w:abstractNumId w:val="2"/>
     <w:lvlOverride w:ilvl="0">
       <w:startOverride w:val="1"/>
     </w:lvlOverride>
@@ -2385,6 +3098,7 @@
     <w:qFormat/>
     <w:pPr>
       <w:widowControl/>
+      <w:suppressAutoHyphens w:val="true"/>
       <w:bidi w:val="0"/>
       <w:spacing w:before="0" w:after="0"/>
       <w:jc w:val="start"/>
@@ -2469,11 +3183,18 @@
       <w:u w:val="single"/>
     </w:rPr>
   </w:style>
-  <w:style w:type="character" w:styleId="FootnoteCharacters">
-    <w:name w:val="Footnote Characters"/>
+  <w:style w:type="character" w:styleId="FootnoteCharactersuser">
+    <w:name w:val="Footnote Characters (user)"/>
     <w:uiPriority w:val="99"/>
     <w:semiHidden/>
     <w:unhideWhenUsed/>
+    <w:qFormat/>
+    <w:rPr>
+      <w:vertAlign w:val="superscript"/>
+    </w:rPr>
+  </w:style>
+  <w:style w:type="character" w:styleId="FootnoteCharacters">
+    <w:name w:val="Footnote Characters"/>
     <w:qFormat/>
     <w:rPr>
       <w:vertAlign w:val="superscript"/>
@@ -2497,11 +3218,18 @@
       <w:szCs w:val="20"/>
     </w:rPr>
   </w:style>
-  <w:style w:type="character" w:styleId="EndnoteCharacters">
-    <w:name w:val="Endnote Characters"/>
+  <w:style w:type="character" w:styleId="EndnoteCharactersuser">
+    <w:name w:val="Endnote Characters (user)"/>
     <w:uiPriority w:val="99"/>
     <w:semiHidden/>
     <w:unhideWhenUsed/>
+    <w:qFormat/>
+    <w:rPr>
+      <w:vertAlign w:val="superscript"/>
+    </w:rPr>
+  </w:style>
+  <w:style w:type="character" w:styleId="EndnoteCharacters">
+    <w:name w:val="Endnote Characters"/>
     <w:qFormat/>
     <w:rPr>
       <w:vertAlign w:val="superscript"/>
@@ -2593,6 +3321,7 @@
     <w:qFormat/>
     <w:pPr>
       <w:widowControl/>
+      <w:suppressAutoHyphens w:val="true"/>
       <w:bidi w:val="0"/>
       <w:spacing w:before="0" w:after="0"/>
       <w:jc w:val="start"/>
@@ -2613,6 +3342,7 @@
     <w:qFormat/>
     <w:pPr>
       <w:widowControl/>
+      <w:suppressAutoHyphens w:val="true"/>
       <w:bidi w:val="0"/>
       <w:spacing w:before="0" w:after="0"/>
       <w:jc w:val="start"/>
